--- a/交付成果/第三轮修订版/第三轮4周版/读书会06_四念处（一）身念处_4周资料包（第三版修订）/Word版/第4周_受念处·九种受与受的解脱_学员版.docx
+++ b/交付成果/第三轮修订版/第三轮4周版/读书会06_四念处（一）身念处_4周资料包（第三版修订）/Word版/第4周_受念处·九种受与受的解脱_学员版.docx
@@ -2026,17 +2026,6 @@
       <w:r>
         <w:rPr>
           <w:rFonts w:ascii="宋体" w:hAnsi="宋体" w:eastAsia="宋体"/>
-          <w:b w:val="0"/>
-          <w:i w:val="0"/>
-          <w:sz w:val="22"/>
-        </w:rPr>
-        <w:t>（整理注记：末句转写原文“他建起有受之念，只是为了治愈意念的程度，他无所因而住，亦不之取世间的一切”，已依《大念处经》通行译语校对。）</w:t>
-      </w:r>
-    </w:p>
-    <w:p>
-      <w:r>
-        <w:rPr>
-          <w:rFonts w:ascii="宋体" w:hAnsi="宋体" w:eastAsia="宋体"/>
           <w:b/>
           <w:i w:val="0"/>
           <w:sz w:val="22"/>
@@ -2321,7 +2310,7 @@
                 <w:color w:val="333333"/>
                 <w:sz w:val="22"/>
               </w:rPr>
-              <w:t>[00:12:11.660] 那为什么他能这样（整理注记：转写“打造”，当为“照见”）呢？就是真正修行受念处呢？他需要能够透视究竟名色法以及他的因，并且能够观照它们为无常（苦）无我的本质，是这样的。究竟名色法一生起来就立即坏灭，它们不是恒常的，没有真实存在的人、禅修者啊，这个有情啊，父亲母亲啊，儿女啊，所有（只是）无常的名色法啊。因此呢，他的了知呢，能够去除有情存在的错误见解，能够根除有情想。那根除有情想呢，它就不会有邪见，因为不会有邪见呢，它就不会有因邪见而生起来的烦恼。</w:t>
+              <w:t>[00:12:11.660] 那为什么他能这样呢？就是真正修行受念处呢？他需要能够透视究竟名色法以及他的因，并且能够观照它们为无常（苦）无我的本质，是这样的。究竟名色法一生起来就立即坏灭，它们不是恒常的，没有真实存在的人、禅修者啊，这个有情啊，父亲母亲啊，儿女啊，所有（只是）无常的名色法啊。因此呢，他的了知呢，能够去除有情存在的错误见解，能够根除有情想。那根除有情想呢，它就不会有邪见，因为不会有邪见呢，它就不会有因邪见而生起来的烦恼。</w:t>
             </w:r>
           </w:p>
         </w:tc>
@@ -2775,7 +2764,7 @@
                 <w:color w:val="333333"/>
                 <w:sz w:val="22"/>
               </w:rPr>
-              <w:t>[00:17:26.545] 第一个层次呢，就是基本面上你知道。啊，然后呢，让你的心从那个执取上出来啊，然后你还可以分析它的原因啊。然后，对更深的就是当我们有观智的时候，我们就看到它究竟名色法啊，名色法（生起）的因啊。然后呢，做（整理注记：当为“观”）它无常苦无我。最后我们能够透过这个观察和正面（整理注记：转写“正面”欠清晰）。那也就是说，这位长老，他虽然他也在翻过来（翻来覆去），但是这位长老他能这样回答出来呢，就是说明他能够照见究竟名色法（及）其他的因啊，并且能看到它的（无常苦无我）。好。这所以，那么这个也就是啊，对一个感受，我们从平常的时候，我们觉得就是是一种感受。这种感受是一种啊，由于什么样的原因带来的这样一种感受啊，我们要观察到啊，而不仅仅只是我知道我的感受。</w:t>
+              <w:t>[00:17:26.545] 第一个层次呢，就是基本面上你知道。啊，然后呢，让你的心从那个执取上出来啊，然后你还可以分析它的原因啊。然后，对更深的就是当我们有观智的时候，我们就看到它究竟名色法啊，名色法（生起）的因啊。然后呢，做（整理注记：当为“观”）它无常苦无我。最后我们能够透过这个观察和正面。那也就是说，这位长老，他虽然他也在翻过来（翻来覆去），但是这位长老他能这样回答出来呢，就是说明他能够照见究竟名色法（及）其他的因啊，并且能看到它的（无常苦无我）。好。这所以，那么这个也就是啊，对一个感受，我们从平常的时候，我们觉得就是是一种感受。这种感受是一种啊，由于什么样的原因带来的这样一种感受啊，我们要观察到啊，而不仅仅只是我知道我的感受。</w:t>
             </w:r>
           </w:p>
         </w:tc>
@@ -2882,7 +2871,7 @@
                 <w:color w:val="333333"/>
                 <w:sz w:val="22"/>
               </w:rPr>
-              <w:t>[00:18:40.370] 现在我们的禅修者说，哎，一个很好的感受啊，今天有个他就说，哎，我一个很寂静的感觉，就存在这个寂静里面。然后寂静寂静寂静，问我行不行，我说不行啊，因为你修寂静了，不是又修了（整理注记：当为“不是修那个业处了”），不需要对吧，你就转掉了。啊，那么就是很寂静，这就很舒服的感觉，但是一种很舒服的感觉呢，啊，如果你不能从里面出来，可以（整理注记：“可以望虎行山”转写欠清晰），你就变成修一个寂静的所缘处，是一个受的一种禅的方式，它就已经改变了。那那很多人呢，也是一禅修也好，状态也好，一去体验那个感受，他一块一会儿那个感受就没了，不出去还回不到（整理注记：当为“出不来也回不到业处”）为什么呢？因为好的感受是由于正确觉察而有的这样的一种状态。所以，当你想保持那个好的感受，你就必须继续正确地学习业处，而这个感受呢，你知道，那你陪伴着你一个好感受，陪伴着你继续修得其实挺好的啊。就是那他作为一个你修这个业处的陪伴，这样就挺好的啊。</w:t>
+              <w:t>[00:18:40.370] 现在我们的禅修者说，哎，一个很好的感受啊，今天有个他就说，哎，我一个很寂静的感觉，就存在这个寂静里面。然后寂静寂静寂静，问我行不行，我说不行啊，因为你修寂静了，不是又修了（整理注记：当为“不是修那个业处了”），不需要对吧，你就转掉了。啊，那么就是很寂静，这就很舒服的感觉，但是一种很舒服的感觉呢，啊，如果你不能从里面出来，可以，你就变成修一个寂静的所缘处，是一个受的一种禅的方式，它就已经改变了。那那很多人呢，也是一禅修也好，状态也好，一去体验那个感受，他一块一会儿那个感受就没了，不出去还回不到（整理注记：当为“出不来也回不到业处”）为什么呢？因为好的感受是由于正确觉察而有的这样的一种状态。所以，当你想保持那个好的感受，你就必须继续正确地学习业处，而这个感受呢，你知道，那你陪伴着你一个好感受，陪伴着你继续修得其实挺好的啊。就是那他作为一个你修这个业处的陪伴，这样就挺好的啊。</w:t>
             </w:r>
           </w:p>
         </w:tc>
@@ -2941,7 +2930,7 @@
                 <w:color w:val="333333"/>
                 <w:sz w:val="22"/>
               </w:rPr>
-              <w:t>[00:19:44.420] 那。这个有些感受是我们内心的这种忧受（整理注记：转写“优秀”，当为“忧受”）啊，那这种忧受呢，这个到忧受（整理注记：原转写“到优秀分起来呢，它就是个算数型的”，转写欠清晰）呢，它就是一种情绪，那这种情绪呢，就是不如理作意，一定是不如理作意。那不如理作意呢，我们就要去找他的原因是错在什么地方，有什么样的见解。错了就要去看这个。好，当我们这个定力上来的时候，那我们后面呢，还可以去修观，我们这个就可以修受啊，可以修那个受的究竟名色法。</w:t>
+              <w:t>[00:19:44.420] 那。这个有些感受是我们内心的这种忧受啊，那这种忧受呢，这个到忧受呢，它就是一种情绪，那这种情绪呢，就是不如理作意，一定是不如理作意。那不如理作意呢，我们就要去找他的原因是错在什么地方，有什么样的见解。错了就要去看这个。好，当我们这个定力上来的时候，那我们后面呢，还可以去修观，我们这个就可以修受啊，可以修那个受的究竟名色法。</w:t>
             </w:r>
           </w:p>
         </w:tc>
@@ -3000,7 +2989,7 @@
                 <w:color w:val="333333"/>
                 <w:sz w:val="22"/>
               </w:rPr>
-              <w:t>[00:25:22.180] 好，那。接着下来呢。这个前面呢，我们讲到三种感受了啊。那接下来佛陀呢，就把这个三种感受呢，再分成六类，六种感受来讲。啊，佛陀讲说感受到有污染的乐受时表示我感受到有污染的乐受啊，就无污染的三种，有污染的三种啊，这个这个，然后呢，这个这个这个有污染的乐受苦受不苦不乐受，无污染的乐受苦受不苦不乐受，合起来就是六种（整理注记：转写“六转弯”，当为“六种”），对吧。</w:t>
+              <w:t>[00:25:22.180] 好，那。接着下来呢。这个前面呢，我们讲到三种感受了啊。那接下来佛陀呢，就把这个三种感受呢，再分成六类，六种感受来讲。啊，佛陀讲说感受到有污染的乐受时表示我感受到有污染的乐受啊，就无污染的三种，有污染的三种啊，这个这个，然后呢，这个这个这个有污染的乐受苦受不苦不乐受，无污染的乐受苦受不苦不乐受，合起来就是六种，对吧。</w:t>
             </w:r>
           </w:p>
         </w:tc>
@@ -3310,7 +3299,7 @@
                 <w:color w:val="333333"/>
                 <w:sz w:val="22"/>
               </w:rPr>
-              <w:t>[00:58:39.390] 但是呢，正常你自己要解决啊，就是什么样的原因导致。这样的感受生起，就你看不到后面的那个执取（整理注记：转写“直取/猪圈”，当为“执取”），就跟那个昨天讲的那个心电图是一样的。啊，今天早上讲的那个心念处是一样的，就你执取什么。啊，你的执取的（根）是什么。啊，</w:t>
+              <w:t>[00:58:39.390] 但是呢，正常你自己要解决啊，就是什么样的原因导致。这样的感受生起，就你看不到后面的那个执取，就跟那个昨天讲的那个心电图是一样的。啊，今天早上讲的那个心念处是一样的，就你执取什么。啊，你的执取的（根）是什么。啊，</w:t>
             </w:r>
           </w:p>
         </w:tc>
@@ -3790,7 +3779,7 @@
                 <w:color w:val="333333"/>
                 <w:sz w:val="22"/>
               </w:rPr>
-              <w:t>[00:34:54.470] 那么剧烈的背痛呢，佛陀呢，他是决意啊，在他入般涅槃之前啊，他这个疼痛不再（于身），他是先修（整理注记：“先修七色七灰色的方法”转写欠清晰）的方法，然后呢，这个这个决意啊，每天入火界定在决意啊，他这个入般涅槃之间不再生起，然后这个疼痛呢，就可以被它平息啊。在（娑罗双树间）入般涅槃之后呢，苦就完全灭尽。苦因呢？（整理注记：谓苦报承受完毕、烦恼灭尽），所以（般涅槃也是一种出离）啊。</w:t>
+              <w:t>[00:34:54.470] 那么剧烈的背痛呢，佛陀呢，他是决意啊，在他入般涅槃之前啊，他这个疼痛不再（于身），他是先修的方法，然后呢，这个这个决意啊，每天入火界定在决意啊，他这个入般涅槃之间不再生起，然后这个疼痛呢，就可以被它平息啊。在（娑罗双树间）入般涅槃之后呢，苦就完全灭尽。苦因呢？（整理注记：谓苦报承受完毕、烦恼灭尽），所以（般涅槃也是一种出离）啊。</w:t>
             </w:r>
           </w:p>
         </w:tc>
@@ -8658,7 +8647,7 @@
                 <w:color w:val="333333"/>
                 <w:sz w:val="22"/>
               </w:rPr>
-              <w:t>[00:49:03.860] 所以至于就没有爱染的这个乐受呢，啊，那我们是更是可以这样啊，就是啊，想说你这个，我可以一再给大家讲说，你要有（整理注记：转写“活出”，当为“有”）法的味道。什么叫法（的味道）？法的味道就是有乐的，就是你在正法的这种生活里面会觉得很快乐。好，</w:t>
+              <w:t>[00:49:03.860] 所以至于就没有爱染的这个乐受呢，啊，那我们是更是可以这样啊，就是啊，想说你这个，我可以一再给大家讲说，你要有法的味道。什么叫法（的味道）？法的味道就是有乐的，就是你在正法的这种生活里面会觉得很快乐。好，</w:t>
             </w:r>
           </w:p>
           <w:p>
@@ -8698,7 +8687,7 @@
                 <w:color w:val="333333"/>
                 <w:sz w:val="22"/>
               </w:rPr>
-              <w:t>[00:49:45.470] 那今天我要跟这个贤友讲的就是说，当我们就是在人我是非的时候，是没有快乐的。对，当我们想看到有人我是非出来的时候，我能够用法去对治（整理注记：转写“对峙”），去解决，去帮到自己，也帮到别人的时候，你是有快乐。好，那种（快乐）是可以依止的。啊，但是呢，如果我们在人我是非的这个上面，哪怕你就是这个事做了再圆满再成功，你也是不可依止的。你仅仅是做成了一件事儿是好的，但是你没有（法的）快乐。啊，那就不值了。</w:t>
+              <w:t>[00:49:45.470] 那今天我要跟这个贤友讲的就是说，当我们就是在人我是非的时候，是没有快乐的。对，当我们想看到有人我是非出来的时候，我能够用法去对治，去解决，去帮到自己，也帮到别人的时候，你是有快乐。好，那种（快乐）是可以依止的。啊，但是呢，如果我们在人我是非的这个上面，哪怕你就是这个事做了再圆满再成功，你也是不可依止的。你仅仅是做成了一件事儿是好的，但是你没有（法的）快乐。啊，那就不值了。</w:t>
             </w:r>
           </w:p>
         </w:tc>
